--- a/docs/vignettes/21_one_way_anova_vignette/one_way_anova.docx
+++ b/docs/vignettes/21_one_way_anova_vignette/one_way_anova.docx
@@ -3327,7 +3327,7 @@
       <w:r>
         <w:drawing>
           <wp:inline>
-            <wp:extent cx="5486400" cy="4572000"/>
+            <wp:extent cx="5504749" cy="4587290"/>
             <wp:effectExtent b="0" l="0" r="0" t="0"/>
             <wp:docPr descr="" title="" id="19" name="Picture"/>
             <a:graphic>
@@ -3348,7 +3348,7 @@
                   <pic:spPr bwMode="auto">
                     <a:xfrm>
                       <a:off x="0" y="0"/>
-                      <a:ext cx="5486400" cy="4572000"/>
+                      <a:ext cx="5504749" cy="4587290"/>
                     </a:xfrm>
                     <a:prstGeom prst="rect">
                       <a:avLst/>
@@ -5416,7 +5416,7 @@
       <w:r>
         <w:drawing>
           <wp:inline>
-            <wp:extent cx="5943600" cy="4457700"/>
+            <wp:extent cx="5943600" cy="4457699"/>
             <wp:effectExtent b="0" l="0" r="0" t="0"/>
             <wp:docPr descr="" title="" id="42" name="Picture"/>
             <a:graphic>
@@ -5437,7 +5437,7 @@
                   <pic:spPr bwMode="auto">
                     <a:xfrm>
                       <a:off x="0" y="0"/>
-                      <a:ext cx="5943600" cy="4457700"/>
+                      <a:ext cx="5943600" cy="4457699"/>
                     </a:xfrm>
                     <a:prstGeom prst="rect">
                       <a:avLst/>
